--- a/storage/templates/normalized-docx/BM-180/BM-180_normalized.docx
+++ b/storage/templates/normalized-docx/BM-180/BM-180_normalized.docx
@@ -1049,7 +1049,7 @@
         <w:rPr>
           <w:rFonts w:cs="Times New Roman" w:ascii="Times New Roman" w:hAnsi="Times New Roman"/>
         </w:rPr>
-        <w:t>{{document.field}}</w:t>
+        <w:t>{{document.fullDocumentCode}}</w:t>
       </w:r>
     </w:p>
     <w:p>
@@ -1120,7 +1120,7 @@
         <w:rPr>
           <w:rFonts w:cs="Times New Roman" w:ascii="Times New Roman" w:hAnsi="Times New Roman"/>
         </w:rPr>
-        <w:t>{{document.field}}</w:t>
+        <w:t>{{document.issueDate}}</w:t>
       </w:r>
     </w:p>
     <w:p>
@@ -1211,7 +1211,7 @@
         <w:rPr>
           <w:rFonts w:cs="Times New Roman" w:ascii="Times New Roman" w:hAnsi="Times New Roman"/>
         </w:rPr>
-        <w:t>{{document.field}}</w:t>
+        <w:t>{{agency.agencyReferenceLine}}</w:t>
       </w:r>
       <w:r>
         <w:rPr>
@@ -1219,7 +1219,7 @@
           <w:spacing w:val="-2"/>
           <w:szCs w:val="28"/>
         </w:rPr>
-        <w:t xml:space="preserve">{{document.field}}</w:t>
+        <w:t xml:space="preserve">{{document.issuePlace}}</w:t>
       </w:r>
     </w:p>
     <w:p>
@@ -1274,7 +1274,7 @@
           <w:spacing w:val="-2"/>
           <w:szCs w:val="28"/>
         </w:rPr>
-        <w:t>{{document.field}}</w:t>
+        <w:t>{{document.reasonLine}}</w:t>
         <w:tab/>
         <w:tab/>
       </w:r>
@@ -1298,7 +1298,7 @@
           <w:spacing w:val="-2"/>
           <w:szCs w:val="28"/>
         </w:rPr>
-        <w:t>{{document.field}}</w:t>
+        <w:t>{{document.reasonLine2}}</w:t>
         <w:tab/>
         <w:tab/>
         <w:t xml:space="preserve"> </w:t>
@@ -1379,7 +1379,7 @@
           <w:spacing w:val="-2"/>
           <w:szCs w:val="28"/>
         </w:rPr>
-        <w:t xml:space="preserve">{{document.field}}</w:t>
+        <w:t xml:space="preserve">{{document.contentLine}}</w:t>
         <w:tab/>
         <w:tab/>
       </w:r>
@@ -1477,7 +1477,7 @@
           <w:szCs w:val="28"/>
           <w:lang w:eastAsia="vi-VN"/>
         </w:rPr>
-        <w:t>{{document.field}}</w:t>
+        <w:t>{{person.personFullName}}</w:t>
       </w:r>
       <w:r>
         <w:rPr>
@@ -1800,7 +1800,7 @@
                 <w:sz w:val="24"/>
                 <w:szCs w:val="26"/>
               </w:rPr>
-              <w:t>{{document.field}}</w:t>
+              <w:t>{{document.summaryLine}}</w:t>
             </w:r>
           </w:p>
           <w:p>
